--- a/tillsyn/A 7174-2026 tillsynsbegäran.docx
+++ b/tillsyn/A 7174-2026 tillsynsbegäran.docx
@@ -696,7 +696,7 @@
     <w:r>
       <w:tab/>
       <w:tab/>
-      <w:t>2026-02-22</w:t>
+      <w:t>2026-02-23</w:t>
       <w:br/>
       <w:br/>
     </w:r>

--- a/tillsyn/A 7174-2026 tillsynsbegäran.docx
+++ b/tillsyn/A 7174-2026 tillsynsbegäran.docx
@@ -696,7 +696,7 @@
     <w:r>
       <w:tab/>
       <w:tab/>
-      <w:t>2026-02-23</w:t>
+      <w:t>2026-02-24</w:t>
       <w:br/>
       <w:br/>
     </w:r>

--- a/tillsyn/A 7174-2026 tillsynsbegäran.docx
+++ b/tillsyn/A 7174-2026 tillsynsbegäran.docx
@@ -696,7 +696,7 @@
     <w:r>
       <w:tab/>
       <w:tab/>
-      <w:t>2026-02-24</w:t>
+      <w:t>2026-02-25</w:t>
       <w:br/>
       <w:br/>
     </w:r>

--- a/tillsyn/A 7174-2026 tillsynsbegäran.docx
+++ b/tillsyn/A 7174-2026 tillsynsbegäran.docx
@@ -696,7 +696,7 @@
     <w:r>
       <w:tab/>
       <w:tab/>
-      <w:t>2026-02-25</w:t>
+      <w:t>2026-02-26</w:t>
       <w:br/>
       <w:br/>
     </w:r>

--- a/tillsyn/A 7174-2026 tillsynsbegäran.docx
+++ b/tillsyn/A 7174-2026 tillsynsbegäran.docx
@@ -696,7 +696,7 @@
     <w:r>
       <w:tab/>
       <w:tab/>
-      <w:t>2026-02-26</w:t>
+      <w:t>2026-02-28</w:t>
       <w:br/>
       <w:br/>
     </w:r>

--- a/tillsyn/A 7174-2026 tillsynsbegäran.docx
+++ b/tillsyn/A 7174-2026 tillsynsbegäran.docx
@@ -696,7 +696,7 @@
     <w:r>
       <w:tab/>
       <w:tab/>
-      <w:t>2026-02-28</w:t>
+      <w:t>2026-03-01</w:t>
       <w:br/>
       <w:br/>
     </w:r>

--- a/tillsyn/A 7174-2026 tillsynsbegäran.docx
+++ b/tillsyn/A 7174-2026 tillsynsbegäran.docx
@@ -696,7 +696,7 @@
     <w:r>
       <w:tab/>
       <w:tab/>
-      <w:t>2026-03-01</w:t>
+      <w:t>2026-03-02</w:t>
       <w:br/>
       <w:br/>
     </w:r>

--- a/tillsyn/A 7174-2026 tillsynsbegäran.docx
+++ b/tillsyn/A 7174-2026 tillsynsbegäran.docx
@@ -35,7 +35,7 @@
     </w:p>
     <w:p>
       <w:r>
-        <w:t>I avverkningsanmälan har följande 32 naturvårdsarter hittats: mosippa (EN, §8), fläckporing (VU), goliatmusseron (VU), gräddporing (VU), gyllenspindling (VU), smalfotad taggsvamp (VU), smultronkantarell (VU), spadskinn (VU), tajgataggsvamp (VU), blanksvart spiklav (NT), blå taggsvamp (NT), blågrå svartspik (NT), druvfingersvamp (NT), dvärgbägarlav (NT), gränsticka (NT), mjölsvärting (NT), motaggsvamp (NT), mörk kolflarnlav (NT), nordtagging (NT), skrovlig taggsvamp (NT), svartvit taggsvamp (NT), tallriska (NT), vaddporing (NT), vedskivlav (NT), vedtrappmossa (NT), gelatinfingersvamp (DD), dropptaggsvamp (S), grönpyrola (S), nordlig fjädermossa (S), skarp dropptaggsvamp (S), tallfingersvamp (S) och vedticka (S). Av dessa är 26 rödlistade. För rödlistade arter har rödlistekategorin angivits inom parentes. Arter som är signalarter enligt Skogsstyrelsen har markerats med (S). För fridlysta arter anges även paragrafen i Artskyddsförordningen som arten är fridlyst enligt.</w:t>
+        <w:t>I avverkningsanmälan har följande 32 naturvårdsarter hittats: mosippa (EN, §8), fläckporing (VU), goliatmusseron (VU), gräddporing (VU), gyllenspindling (VU), smalfotad taggsvamp (VU), smultronkantarell (VU), spadskinn (VU), tajgataggsvamp (VU), blanksvart spiklav (NT), blå taggsvamp (NT), blågrå svartspik (NT), druvfingersvampar (NT), dvärgbägarlav (NT), gränsticka (NT), mjölsvärting (NT), motaggsvamp (NT), mörk kolflarnlav (NT), nordtagging (NT), skrovlig taggsvamp (NT), svartvit taggsvamp (NT), tallriska (NT), vaddporing (NT), vedskivlav (NT), vedtrappmossa (NT), gelatinfingersvamp (DD), dropptaggsvamp (S), grönpyrola (S), nordlig fjädermossa (S), skarp dropptaggsvamp (S), tallfingersvamp (S) och vedticka (S). Av dessa är 26 rödlistade. För rödlistade arter har rödlistekategorin angivits inom parentes. Arter som är signalarter enligt Skogsstyrelsen har markerats med (S). För fridlysta arter anges även paragrafen i Artskyddsförordningen som arten är fridlyst enligt.</w:t>
       </w:r>
     </w:p>
     <w:p>
@@ -157,7 +157,7 @@
         <w:rPr>
           <w:b/>
         </w:rPr>
-        <w:t xml:space="preserve">Druvfingersvamp (NT) </w:t>
+        <w:t xml:space="preserve">Druvfingersvampar (NT) </w:t>
       </w:r>
       <w:r>
         <w:t>växer i skogar med lång skoglig kontinuitet och uppträder gärna på ytor med tunna humuslager och blottad mineraljord, t.ex. i sluttningar eller i närheten av stigar. Den är placerad högst upp i Skogsstyrelsens värdepyramid för bedömning av skog med höga naturvärden och all form av skogsavverkning innebär hot. Arten tål inte en slutavverkning och lokalerna bör undantas från rationella skogsbruksmetoder och inkluderas i formellt skyddad skog. Druvfingersvampar utgör en liten grupp snarlika arter, vilka utgör ett artkomplex som är under utredning. Gruppen omfattar minst fem olika arter i Sverige, men tills vidare behandlas druvfingersvamp här i en klassisk kollektiv bemärkelse som en enda art (SLU Artdatabanken, 2024; Nitare &amp; Skogsstyrelsen, 2019).</w:t>
@@ -696,7 +696,7 @@
     <w:r>
       <w:tab/>
       <w:tab/>
-      <w:t>2026-03-02</w:t>
+      <w:t>2026-03-03</w:t>
       <w:br/>
       <w:br/>
     </w:r>

--- a/tillsyn/A 7174-2026 tillsynsbegäran.docx
+++ b/tillsyn/A 7174-2026 tillsynsbegäran.docx
@@ -696,7 +696,7 @@
     <w:r>
       <w:tab/>
       <w:tab/>
-      <w:t>2026-03-03</w:t>
+      <w:t>2026-03-04</w:t>
       <w:br/>
       <w:br/>
     </w:r>

--- a/tillsyn/A 7174-2026 tillsynsbegäran.docx
+++ b/tillsyn/A 7174-2026 tillsynsbegäran.docx
@@ -696,7 +696,7 @@
     <w:r>
       <w:tab/>
       <w:tab/>
-      <w:t>2026-03-04</w:t>
+      <w:t>2026-03-05</w:t>
       <w:br/>
       <w:br/>
     </w:r>

--- a/tillsyn/A 7174-2026 tillsynsbegäran.docx
+++ b/tillsyn/A 7174-2026 tillsynsbegäran.docx
@@ -696,7 +696,7 @@
     <w:r>
       <w:tab/>
       <w:tab/>
-      <w:t>2026-03-05</w:t>
+      <w:t>2026-03-06</w:t>
       <w:br/>
       <w:br/>
     </w:r>

--- a/tillsyn/A 7174-2026 tillsynsbegäran.docx
+++ b/tillsyn/A 7174-2026 tillsynsbegäran.docx
@@ -696,7 +696,7 @@
     <w:r>
       <w:tab/>
       <w:tab/>
-      <w:t>2026-03-06</w:t>
+      <w:t>2026-03-07</w:t>
       <w:br/>
       <w:br/>
     </w:r>

--- a/tillsyn/A 7174-2026 tillsynsbegäran.docx
+++ b/tillsyn/A 7174-2026 tillsynsbegäran.docx
@@ -696,7 +696,7 @@
     <w:r>
       <w:tab/>
       <w:tab/>
-      <w:t>2026-03-07</w:t>
+      <w:t>2026-03-08</w:t>
       <w:br/>
       <w:br/>
     </w:r>

--- a/tillsyn/A 7174-2026 tillsynsbegäran.docx
+++ b/tillsyn/A 7174-2026 tillsynsbegäran.docx
@@ -696,7 +696,7 @@
     <w:r>
       <w:tab/>
       <w:tab/>
-      <w:t>2026-03-08</w:t>
+      <w:t>2026-03-09</w:t>
       <w:br/>
       <w:br/>
     </w:r>

--- a/tillsyn/A 7174-2026 tillsynsbegäran.docx
+++ b/tillsyn/A 7174-2026 tillsynsbegäran.docx
@@ -696,7 +696,7 @@
     <w:r>
       <w:tab/>
       <w:tab/>
-      <w:t>2026-03-09</w:t>
+      <w:t>2026-03-10</w:t>
       <w:br/>
       <w:br/>
     </w:r>

--- a/tillsyn/A 7174-2026 tillsynsbegäran.docx
+++ b/tillsyn/A 7174-2026 tillsynsbegäran.docx
@@ -696,7 +696,7 @@
     <w:r>
       <w:tab/>
       <w:tab/>
-      <w:t>2026-03-10</w:t>
+      <w:t>2026-03-11</w:t>
       <w:br/>
       <w:br/>
     </w:r>

--- a/tillsyn/A 7174-2026 tillsynsbegäran.docx
+++ b/tillsyn/A 7174-2026 tillsynsbegäran.docx
@@ -696,7 +696,7 @@
     <w:r>
       <w:tab/>
       <w:tab/>
-      <w:t>2026-03-11</w:t>
+      <w:t>2026-03-12</w:t>
       <w:br/>
       <w:br/>
     </w:r>

--- a/tillsyn/A 7174-2026 tillsynsbegäran.docx
+++ b/tillsyn/A 7174-2026 tillsynsbegäran.docx
@@ -696,7 +696,7 @@
     <w:r>
       <w:tab/>
       <w:tab/>
-      <w:t>2026-03-12</w:t>
+      <w:t>2026-03-13</w:t>
       <w:br/>
       <w:br/>
     </w:r>

--- a/tillsyn/A 7174-2026 tillsynsbegäran.docx
+++ b/tillsyn/A 7174-2026 tillsynsbegäran.docx
@@ -1388,7 +1388,7 @@
     <w:r>
       <w:tab/>
       <w:tab/>
-      <w:t>2026-04-14</w:t>
+      <w:t>2026-04-15</w:t>
       <w:br/>
       <w:br/>
     </w:r>

--- a/tillsyn/A 7174-2026 tillsynsbegäran.docx
+++ b/tillsyn/A 7174-2026 tillsynsbegäran.docx
@@ -1388,7 +1388,7 @@
     <w:r>
       <w:tab/>
       <w:tab/>
-      <w:t>2026-04-15</w:t>
+      <w:t>2026-04-16</w:t>
       <w:br/>
       <w:br/>
     </w:r>

--- a/tillsyn/A 7174-2026 tillsynsbegäran.docx
+++ b/tillsyn/A 7174-2026 tillsynsbegäran.docx
@@ -1388,7 +1388,7 @@
     <w:r>
       <w:tab/>
       <w:tab/>
-      <w:t>2026-04-16</w:t>
+      <w:t>2026-04-17</w:t>
       <w:br/>
       <w:br/>
     </w:r>

--- a/tillsyn/A 7174-2026 tillsynsbegäran.docx
+++ b/tillsyn/A 7174-2026 tillsynsbegäran.docx
@@ -1388,7 +1388,7 @@
     <w:r>
       <w:tab/>
       <w:tab/>
-      <w:t>2026-04-17</w:t>
+      <w:t>2026-04-18</w:t>
       <w:br/>
       <w:br/>
     </w:r>

--- a/tillsyn/A 7174-2026 tillsynsbegäran.docx
+++ b/tillsyn/A 7174-2026 tillsynsbegäran.docx
@@ -1388,7 +1388,7 @@
     <w:r>
       <w:tab/>
       <w:tab/>
-      <w:t>2026-04-18</w:t>
+      <w:t>2026-04-19</w:t>
       <w:br/>
       <w:br/>
     </w:r>

--- a/tillsyn/A 7174-2026 tillsynsbegäran.docx
+++ b/tillsyn/A 7174-2026 tillsynsbegäran.docx
@@ -1388,7 +1388,7 @@
     <w:r>
       <w:tab/>
       <w:tab/>
-      <w:t>2026-04-19</w:t>
+      <w:t>2026-04-20</w:t>
       <w:br/>
       <w:br/>
     </w:r>

--- a/tillsyn/A 7174-2026 tillsynsbegäran.docx
+++ b/tillsyn/A 7174-2026 tillsynsbegäran.docx
@@ -1388,7 +1388,7 @@
     <w:r>
       <w:tab/>
       <w:tab/>
-      <w:t>2026-04-20</w:t>
+      <w:t>2026-04-21</w:t>
       <w:br/>
       <w:br/>
     </w:r>

--- a/tillsyn/A 7174-2026 tillsynsbegäran.docx
+++ b/tillsyn/A 7174-2026 tillsynsbegäran.docx
@@ -1388,7 +1388,7 @@
     <w:r>
       <w:tab/>
       <w:tab/>
-      <w:t>2026-04-21</w:t>
+      <w:t>2026-04-22</w:t>
       <w:br/>
       <w:br/>
     </w:r>

--- a/tillsyn/A 7174-2026 tillsynsbegäran.docx
+++ b/tillsyn/A 7174-2026 tillsynsbegäran.docx
@@ -1388,7 +1388,7 @@
     <w:r>
       <w:tab/>
       <w:tab/>
-      <w:t>2026-04-22</w:t>
+      <w:t>2026-04-23</w:t>
       <w:br/>
       <w:br/>
     </w:r>

--- a/tillsyn/A 7174-2026 tillsynsbegäran.docx
+++ b/tillsyn/A 7174-2026 tillsynsbegäran.docx
@@ -1388,7 +1388,7 @@
     <w:r>
       <w:tab/>
       <w:tab/>
-      <w:t>2026-04-23</w:t>
+      <w:t>2026-04-24</w:t>
       <w:br/>
       <w:br/>
     </w:r>

--- a/tillsyn/A 7174-2026 tillsynsbegäran.docx
+++ b/tillsyn/A 7174-2026 tillsynsbegäran.docx
@@ -1388,7 +1388,7 @@
     <w:r>
       <w:tab/>
       <w:tab/>
-      <w:t>2026-04-24</w:t>
+      <w:t>2026-04-25</w:t>
       <w:br/>
       <w:br/>
     </w:r>

--- a/tillsyn/A 7174-2026 tillsynsbegäran.docx
+++ b/tillsyn/A 7174-2026 tillsynsbegäran.docx
@@ -1388,7 +1388,7 @@
     <w:r>
       <w:tab/>
       <w:tab/>
-      <w:t>2026-04-25</w:t>
+      <w:t>2026-04-26</w:t>
       <w:br/>
       <w:br/>
     </w:r>

--- a/tillsyn/A 7174-2026 tillsynsbegäran.docx
+++ b/tillsyn/A 7174-2026 tillsynsbegäran.docx
@@ -1388,7 +1388,7 @@
     <w:r>
       <w:tab/>
       <w:tab/>
-      <w:t>2026-04-26</w:t>
+      <w:t>2026-04-27</w:t>
       <w:br/>
       <w:br/>
     </w:r>

--- a/tillsyn/A 7174-2026 tillsynsbegäran.docx
+++ b/tillsyn/A 7174-2026 tillsynsbegäran.docx
@@ -1388,7 +1388,7 @@
     <w:r>
       <w:tab/>
       <w:tab/>
-      <w:t>2026-04-27</w:t>
+      <w:t>2026-04-28</w:t>
       <w:br/>
       <w:br/>
     </w:r>

--- a/tillsyn/A 7174-2026 tillsynsbegäran.docx
+++ b/tillsyn/A 7174-2026 tillsynsbegäran.docx
@@ -1388,7 +1388,7 @@
     <w:r>
       <w:tab/>
       <w:tab/>
-      <w:t>2026-04-28</w:t>
+      <w:t>2026-04-29</w:t>
       <w:br/>
       <w:br/>
     </w:r>

--- a/tillsyn/A 7174-2026 tillsynsbegäran.docx
+++ b/tillsyn/A 7174-2026 tillsynsbegäran.docx
@@ -1388,7 +1388,7 @@
     <w:r>
       <w:tab/>
       <w:tab/>
-      <w:t>2026-04-29</w:t>
+      <w:t>2026-04-30</w:t>
       <w:br/>
       <w:br/>
     </w:r>

--- a/tillsyn/A 7174-2026 tillsynsbegäran.docx
+++ b/tillsyn/A 7174-2026 tillsynsbegäran.docx
@@ -1388,7 +1388,7 @@
     <w:r>
       <w:tab/>
       <w:tab/>
-      <w:t>2026-04-30</w:t>
+      <w:t>2026-05-01</w:t>
       <w:br/>
       <w:br/>
     </w:r>

--- a/tillsyn/A 7174-2026 tillsynsbegäran.docx
+++ b/tillsyn/A 7174-2026 tillsynsbegäran.docx
@@ -1388,7 +1388,7 @@
     <w:r>
       <w:tab/>
       <w:tab/>
-      <w:t>2026-05-01</w:t>
+      <w:t>2026-05-02</w:t>
       <w:br/>
       <w:br/>
     </w:r>

--- a/tillsyn/A 7174-2026 tillsynsbegäran.docx
+++ b/tillsyn/A 7174-2026 tillsynsbegäran.docx
@@ -1388,7 +1388,7 @@
     <w:r>
       <w:tab/>
       <w:tab/>
-      <w:t>2026-05-02</w:t>
+      <w:t>2026-05-03</w:t>
       <w:br/>
       <w:br/>
     </w:r>

--- a/tillsyn/A 7174-2026 tillsynsbegäran.docx
+++ b/tillsyn/A 7174-2026 tillsynsbegäran.docx
@@ -1388,7 +1388,7 @@
     <w:r>
       <w:tab/>
       <w:tab/>
-      <w:t>2026-05-03</w:t>
+      <w:t>2026-05-04</w:t>
       <w:br/>
       <w:br/>
     </w:r>

--- a/tillsyn/A 7174-2026 tillsynsbegäran.docx
+++ b/tillsyn/A 7174-2026 tillsynsbegäran.docx
@@ -1388,7 +1388,7 @@
     <w:r>
       <w:tab/>
       <w:tab/>
-      <w:t>2026-05-04</w:t>
+      <w:t>2026-05-05</w:t>
       <w:br/>
       <w:br/>
     </w:r>

--- a/tillsyn/A 7174-2026 tillsynsbegäran.docx
+++ b/tillsyn/A 7174-2026 tillsynsbegäran.docx
@@ -1388,7 +1388,7 @@
     <w:r>
       <w:tab/>
       <w:tab/>
-      <w:t>2026-05-05</w:t>
+      <w:t>2026-05-06</w:t>
       <w:br/>
       <w:br/>
     </w:r>

--- a/tillsyn/A 7174-2026 tillsynsbegäran.docx
+++ b/tillsyn/A 7174-2026 tillsynsbegäran.docx
@@ -1388,7 +1388,7 @@
     <w:r>
       <w:tab/>
       <w:tab/>
-      <w:t>2026-05-16</w:t>
+      <w:t>2026-05-17</w:t>
       <w:br/>
       <w:br/>
     </w:r>

--- a/tillsyn/A 7174-2026 tillsynsbegäran.docx
+++ b/tillsyn/A 7174-2026 tillsynsbegäran.docx
@@ -1388,7 +1388,7 @@
     <w:r>
       <w:tab/>
       <w:tab/>
-      <w:t>2026-05-17</w:t>
+      <w:t>2026-05-18</w:t>
       <w:br/>
       <w:br/>
     </w:r>

--- a/tillsyn/A 7174-2026 tillsynsbegäran.docx
+++ b/tillsyn/A 7174-2026 tillsynsbegäran.docx
@@ -1388,7 +1388,7 @@
     <w:r>
       <w:tab/>
       <w:tab/>
-      <w:t>2026-05-18</w:t>
+      <w:t>2026-05-19</w:t>
       <w:br/>
       <w:br/>
     </w:r>

--- a/tillsyn/A 7174-2026 tillsynsbegäran.docx
+++ b/tillsyn/A 7174-2026 tillsynsbegäran.docx
@@ -1388,7 +1388,7 @@
     <w:r>
       <w:tab/>
       <w:tab/>
-      <w:t>2026-05-19</w:t>
+      <w:t>2026-05-20</w:t>
       <w:br/>
       <w:br/>
     </w:r>

--- a/tillsyn/A 7174-2026 tillsynsbegäran.docx
+++ b/tillsyn/A 7174-2026 tillsynsbegäran.docx
@@ -1709,7 +1709,7 @@
     <w:r>
       <w:tab/>
       <w:tab/>
-      <w:t>2026-07-13</w:t>
+      <w:t>2026-07-14</w:t>
       <w:br/>
       <w:br/>
     </w:r>

--- a/tillsyn/A 7174-2026 tillsynsbegäran.docx
+++ b/tillsyn/A 7174-2026 tillsynsbegäran.docx
@@ -1709,7 +1709,7 @@
     <w:r>
       <w:tab/>
       <w:tab/>
-      <w:t>2026-07-14</w:t>
+      <w:t>2026-07-15</w:t>
       <w:br/>
       <w:br/>
     </w:r>

--- a/tillsyn/A 7174-2026 tillsynsbegäran.docx
+++ b/tillsyn/A 7174-2026 tillsynsbegäran.docx
@@ -1709,7 +1709,7 @@
     <w:r>
       <w:tab/>
       <w:tab/>
-      <w:t>2026-07-15</w:t>
+      <w:t>2026-07-16</w:t>
       <w:br/>
       <w:br/>
     </w:r>

--- a/tillsyn/A 7174-2026 tillsynsbegäran.docx
+++ b/tillsyn/A 7174-2026 tillsynsbegäran.docx
@@ -1709,7 +1709,7 @@
     <w:r>
       <w:tab/>
       <w:tab/>
-      <w:t>2026-07-16</w:t>
+      <w:t>2026-07-17</w:t>
       <w:br/>
       <w:br/>
     </w:r>

--- a/tillsyn/A 7174-2026 tillsynsbegäran.docx
+++ b/tillsyn/A 7174-2026 tillsynsbegäran.docx
@@ -1709,7 +1709,7 @@
     <w:r>
       <w:tab/>
       <w:tab/>
-      <w:t>2026-07-17</w:t>
+      <w:t>2026-07-18</w:t>
       <w:br/>
       <w:br/>
     </w:r>

--- a/tillsyn/A 7174-2026 tillsynsbegäran.docx
+++ b/tillsyn/A 7174-2026 tillsynsbegäran.docx
@@ -1709,7 +1709,7 @@
     <w:r>
       <w:tab/>
       <w:tab/>
-      <w:t>2026-07-18</w:t>
+      <w:t>2026-07-19</w:t>
       <w:br/>
       <w:br/>
     </w:r>

--- a/tillsyn/A 7174-2026 tillsynsbegäran.docx
+++ b/tillsyn/A 7174-2026 tillsynsbegäran.docx
@@ -1709,7 +1709,7 @@
     <w:r>
       <w:tab/>
       <w:tab/>
-      <w:t>2026-07-19</w:t>
+      <w:t>2026-07-20</w:t>
       <w:br/>
       <w:br/>
     </w:r>

--- a/tillsyn/A 7174-2026 tillsynsbegäran.docx
+++ b/tillsyn/A 7174-2026 tillsynsbegäran.docx
@@ -1709,7 +1709,7 @@
     <w:r>
       <w:tab/>
       <w:tab/>
-      <w:t>2026-07-20</w:t>
+      <w:t>2026-07-21</w:t>
       <w:br/>
       <w:br/>
     </w:r>

--- a/tillsyn/A 7174-2026 tillsynsbegäran.docx
+++ b/tillsyn/A 7174-2026 tillsynsbegäran.docx
@@ -22,7 +22,7 @@
       <w:r>
         <w:drawing>
           <wp:inline xmlns:a="http://schemas.openxmlformats.org/drawingml/2006/main" xmlns:pic="http://schemas.openxmlformats.org/drawingml/2006/picture">
-            <wp:extent cx="5399300" cy="5724000"/>
+            <wp:extent cx="5296293" cy="5724000"/>
             <wp:docPr id="1" name="Picture 1"/>
             <wp:cNvGraphicFramePr>
               <a:graphicFrameLocks noChangeAspect="1"/>
@@ -43,7 +43,7 @@
                   <pic:spPr>
                     <a:xfrm>
                       <a:off x="0" y="0"/>
-                      <a:ext cx="5399300" cy="5724000"/>
+                      <a:ext cx="5296293" cy="5724000"/>
                     </a:xfrm>
                     <a:prstGeom prst="rect"/>
                   </pic:spPr>
@@ -65,7 +65,7 @@
     </w:p>
     <w:p>
       <w:r>
-        <w:t>I och inom 16 meter från avverkningsanmälan finns fynd av 44 naturvårdsarter, varav 34 är rödlistade, 7 är fridlysta, 18 är typiska (T) och 6 är signalarter (S): mosippa (EN, T, §8), fläckporing (VU, T), goliatmusseron (VU, T), gräddporing (VU, T), gränsticka (VU, T), gyllenspindling (VU), skrovlig taggsvamp (VU), smalfotad taggsvamp (VU), smultronkantarell (VU), spadskinn (VU), tajgataggsvamp (VU), blanksvart spiklav (NT), blå taggsvamp (NT, T), blågrå svartspik (NT), dropptaggsvamp (NT, T), dvärgbägarlav (NT, T), gelatinfingersvamp (NT), grantaggsvamp (NT), kolflarnlav (NT, T), mjölsvärting (NT), motaggsvamp (NT, T), mörk kolflarnlav (NT), nordtagging (NT), skarp dropptaggsvamp (NT), svartvit taggsvamp (NT), tallfingersvamp (NT), tallriska (NT), talltita (NT, §4), vaddporing (NT), varglav (NT, §8), vedflamlav (NT), vedskivlav (NT, T), vedtrappmossa (NT, T), älg (NT), grönpyrola (S, T), korallblylav (S, T), mindre märgborre (S, T), nordlig fjädermossa (S), rödgul trumpetsvamp (S), vedticka (S, T), spillkråka (T, §4), tjäder (T, §4), kråka (§4) och revlummer (§9). Se Figur 1.</w:t>
+        <w:t>I och inom 16 meter från avverkningsanmälan finns fynd av 45 naturvårdsarter, varav 35 är rödlistade, 7 är fridlysta, 18 är typiska (T) och 6 är signalarter (S): mosippa (EN, T, §8), fläckporing (VU, T), goliatmusseron (VU, T), gräddporing (VU, T), gränsticka (VU, T), gyllenspindling (VU), skrovlig taggsvamp (VU), smalfotad taggsvamp (VU), smultronkantarell (VU), spadskinn (VU), tajgataggsvamp (VU), blanksvart spiklav (NT), blå taggsvamp (NT, T), blågrå svartspik (NT), dropptaggsvamp (NT, T), dvärgbägarlav (NT, T), gelatinfingersvamp (NT), grantaggsvamp (NT), kolflarnlav (NT, T), mjölsvärting (NT), motaggsvamp (NT, T), mörk kolflarnlav (NT), nordtagging (NT), skarp dropptaggsvamp (NT), svartvit taggsvamp (NT), tallfingersvamp (NT), tallriska (NT), talltita (NT, §4), vaddporing (NT), varglav (NT, §8), vaxspindling (NT), vedflamlav (NT), vedskivlav (NT, T), vedtrappmossa (NT, T), älg (NT), grönpyrola (S, T), korallblylav (S, T), mindre märgborre (S, T), nordlig fjädermossa (S), rödgul trumpetsvamp (S), vedticka (S, T), spillkråka (T, §4), tjäder (T, §4), kråka (§4) och revlummer (§9). Se Figur 1.</w:t>
       </w:r>
     </w:p>
     <w:p>
@@ -531,6 +531,17 @@
       </w:r>
       <w:r>
         <w:t xml:space="preserve"> växer på gammal, torr, hård ved, främst på torrakor och högstubbar av tall i öppna lägen, främst på myrar och i myrkanter. Lämpliga torrakor nyskapas praktiskt taget inte alls. Arten är placerad högst upp i Skogsstyrelsens värdepyramid för bedömning av skog med höga naturvärden och är fridlyst enligt 8 § artskyddsförordningen. Tidigare fanns varglav även på ved i kulturlandskapet men den har nästan helt försvunnit från denna miljö. På lokaler med riklig förekomst av varglav kan man hitta den sällsynta lavparasiten varglavsknöl (VU), som är knuten till varglav (SLU Artdatabanken, 2024; Nitare &amp; Skogsstyrelsen, 2019).</w:t>
+      </w:r>
+    </w:p>
+    <w:p>
+      <w:r>
+        <w:rPr>
+          <w:b/>
+        </w:rPr>
+        <w:t>Vaxspindling (NT)</w:t>
+      </w:r>
+      <w:r>
+        <w:t xml:space="preserve"> växer främst i äldre skogar på sandig mark där den bildar mykorrhiza med tall, framförallt på sandiga lavtallhedar. Mager, sandig och brandpräglad tallskog med lång trädkontinuitet bör undantas från trakthyggesbruk och inte kalavverkas. De mest värdefulla lokalerna bör få ett långsiktigt skydd med naturvårdsinriktad skötsel. Arten är placerad högst upp i Skogsstyrelsens värdepyramid för bedömning av skog med höga naturvärden och den är globalt rödlistad som nära hotad (NT), vilket medför ett internationellt ansvar för arten (SLU Artdatabanken, 2024; Nitare &amp; Skogsstyrelsen, 2019; IUCN, 2019).</w:t>
       </w:r>
     </w:p>
     <w:p>
@@ -1709,7 +1720,7 @@
     <w:r>
       <w:tab/>
       <w:tab/>
-      <w:t>2026-07-21</w:t>
+      <w:t>2026-07-22</w:t>
       <w:br/>
       <w:br/>
     </w:r>

--- a/tillsyn/A 7174-2026 tillsynsbegäran.docx
+++ b/tillsyn/A 7174-2026 tillsynsbegäran.docx
@@ -1720,7 +1720,7 @@
     <w:r>
       <w:tab/>
       <w:tab/>
-      <w:t>2026-07-22</w:t>
+      <w:t>2026-07-23</w:t>
       <w:br/>
       <w:br/>
     </w:r>

--- a/tillsyn/A 7174-2026 tillsynsbegäran.docx
+++ b/tillsyn/A 7174-2026 tillsynsbegäran.docx
@@ -1720,7 +1720,7 @@
     <w:r>
       <w:tab/>
       <w:tab/>
-      <w:t>2026-07-23</w:t>
+      <w:t>2026-07-24</w:t>
       <w:br/>
       <w:br/>
     </w:r>

--- a/tillsyn/A 7174-2026 tillsynsbegäran.docx
+++ b/tillsyn/A 7174-2026 tillsynsbegäran.docx
@@ -1720,7 +1720,7 @@
     <w:r>
       <w:tab/>
       <w:tab/>
-      <w:t>2026-07-24</w:t>
+      <w:t>2026-07-25</w:t>
       <w:br/>
       <w:br/>
     </w:r>

--- a/tillsyn/A 7174-2026 tillsynsbegäran.docx
+++ b/tillsyn/A 7174-2026 tillsynsbegäran.docx
@@ -1720,7 +1720,7 @@
     <w:r>
       <w:tab/>
       <w:tab/>
-      <w:t>2026-07-25</w:t>
+      <w:t>2026-07-26</w:t>
       <w:br/>
       <w:br/>
     </w:r>

--- a/tillsyn/A 7174-2026 tillsynsbegäran.docx
+++ b/tillsyn/A 7174-2026 tillsynsbegäran.docx
@@ -1720,7 +1720,7 @@
     <w:r>
       <w:tab/>
       <w:tab/>
-      <w:t>2026-07-26</w:t>
+      <w:t>2026-07-27</w:t>
       <w:br/>
       <w:br/>
     </w:r>

--- a/tillsyn/A 7174-2026 tillsynsbegäran.docx
+++ b/tillsyn/A 7174-2026 tillsynsbegäran.docx
@@ -1720,7 +1720,7 @@
     <w:r>
       <w:tab/>
       <w:tab/>
-      <w:t>2026-07-27</w:t>
+      <w:t>2026-07-28</w:t>
       <w:br/>
       <w:br/>
     </w:r>

--- a/tillsyn/A 7174-2026 tillsynsbegäran.docx
+++ b/tillsyn/A 7174-2026 tillsynsbegäran.docx
@@ -1720,7 +1720,7 @@
     <w:r>
       <w:tab/>
       <w:tab/>
-      <w:t>2026-07-28</w:t>
+      <w:t>2026-07-29</w:t>
       <w:br/>
       <w:br/>
     </w:r>

--- a/tillsyn/A 7174-2026 tillsynsbegäran.docx
+++ b/tillsyn/A 7174-2026 tillsynsbegäran.docx
@@ -1720,7 +1720,7 @@
     <w:r>
       <w:tab/>
       <w:tab/>
-      <w:t>2026-07-29</w:t>
+      <w:t>2026-07-30</w:t>
       <w:br/>
       <w:br/>
     </w:r>

--- a/tillsyn/A 7174-2026 tillsynsbegäran.docx
+++ b/tillsyn/A 7174-2026 tillsynsbegäran.docx
@@ -1720,7 +1720,7 @@
     <w:r>
       <w:tab/>
       <w:tab/>
-      <w:t>2026-07-30</w:t>
+      <w:t>2026-07-31</w:t>
       <w:br/>
       <w:br/>
     </w:r>

--- a/tillsyn/A 7174-2026 tillsynsbegäran.docx
+++ b/tillsyn/A 7174-2026 tillsynsbegäran.docx
@@ -1720,7 +1720,7 @@
     <w:r>
       <w:tab/>
       <w:tab/>
-      <w:t>2026-07-31</w:t>
+      <w:t>2026-08-01</w:t>
       <w:br/>
       <w:br/>
     </w:r>

--- a/tillsyn/A 7174-2026 tillsynsbegäran.docx
+++ b/tillsyn/A 7174-2026 tillsynsbegäran.docx
@@ -1720,7 +1720,7 @@
     <w:r>
       <w:tab/>
       <w:tab/>
-      <w:t>2026-08-01</w:t>
+      <w:t>2026-08-02</w:t>
       <w:br/>
       <w:br/>
     </w:r>

--- a/tillsyn/A 7174-2026 tillsynsbegäran.docx
+++ b/tillsyn/A 7174-2026 tillsynsbegäran.docx
@@ -1720,7 +1720,7 @@
     <w:r>
       <w:tab/>
       <w:tab/>
-      <w:t>2026-08-02</w:t>
+      <w:t>2026-08-03</w:t>
       <w:br/>
       <w:br/>
     </w:r>

--- a/tillsyn/A 7174-2026 tillsynsbegäran.docx
+++ b/tillsyn/A 7174-2026 tillsynsbegäran.docx
@@ -1720,7 +1720,7 @@
     <w:r>
       <w:tab/>
       <w:tab/>
-      <w:t>2026-08-03</w:t>
+      <w:t>2026-08-05</w:t>
       <w:br/>
       <w:br/>
     </w:r>

--- a/tillsyn/A 7174-2026 tillsynsbegäran.docx
+++ b/tillsyn/A 7174-2026 tillsynsbegäran.docx
@@ -1720,7 +1720,7 @@
     <w:r>
       <w:tab/>
       <w:tab/>
-      <w:t>2026-08-05</w:t>
+      <w:t>2026-08-07</w:t>
       <w:br/>
       <w:br/>
     </w:r>

--- a/tillsyn/A 7174-2026 tillsynsbegäran.docx
+++ b/tillsyn/A 7174-2026 tillsynsbegäran.docx
@@ -1720,7 +1720,7 @@
     <w:r>
       <w:tab/>
       <w:tab/>
-      <w:t>2026-08-07</w:t>
+      <w:t>2026-08-08</w:t>
       <w:br/>
       <w:br/>
     </w:r>

--- a/tillsyn/A 7174-2026 tillsynsbegäran.docx
+++ b/tillsyn/A 7174-2026 tillsynsbegäran.docx
@@ -60,7 +60,7 @@
         <w:spacing w:after="240"/>
       </w:pPr>
       <w:r>
-        <w:t>Figur 1. Fyndplatser för naturvårdsarter i och inom 16 meter från avverkningsanmälan. Markörer utan svart kant är placerade på fyndplatsen. Markörer med svart kant är placerade vid sidan av fyndplatsen har ett svart streck som visar fyndplatsens exakta position. Kartans mittpunktskoordinat är N 6858110, E 385009 i SWEREF 99 TM.</w:t>
+        <w:t>Figur 1. Fyndplatser för naturvårdsarter i och inom 16 meter från avverkningsanmälan. Markörer utan svart kant är placerade på fyndplatsen. Markörer med svart kant är placerade vid sidan av fyndplatsen och har ett svart streck som visar fyndplatsens exakta position. Kartans mittpunktskoordinat är N 6858110, E 385009 i SWEREF 99 TM.</w:t>
       </w:r>
     </w:p>
     <w:p>
@@ -1709,7 +1709,7 @@
     <w:r>
       <w:tab/>
       <w:tab/>
-      <w:t>2026-08-14</w:t>
+      <w:t>2026-08-15</w:t>
       <w:br/>
       <w:br/>
     </w:r>

--- a/tillsyn/A 7174-2026 tillsynsbegäran.docx
+++ b/tillsyn/A 7174-2026 tillsynsbegäran.docx
@@ -1709,7 +1709,7 @@
     <w:r>
       <w:tab/>
       <w:tab/>
-      <w:t>2026-08-15</w:t>
+      <w:t>2026-08-16</w:t>
       <w:br/>
       <w:br/>
     </w:r>

--- a/tillsyn/A 7174-2026 tillsynsbegäran.docx
+++ b/tillsyn/A 7174-2026 tillsynsbegäran.docx
@@ -1709,7 +1709,7 @@
     <w:r>
       <w:tab/>
       <w:tab/>
-      <w:t>2026-08-16</w:t>
+      <w:t>2026-08-17</w:t>
       <w:br/>
       <w:br/>
     </w:r>

--- a/tillsyn/A 7174-2026 tillsynsbegäran.docx
+++ b/tillsyn/A 7174-2026 tillsynsbegäran.docx
@@ -1709,7 +1709,7 @@
     <w:r>
       <w:tab/>
       <w:tab/>
-      <w:t>2026-08-17</w:t>
+      <w:t>2026-08-18</w:t>
       <w:br/>
       <w:br/>
     </w:r>

--- a/tillsyn/A 7174-2026 tillsynsbegäran.docx
+++ b/tillsyn/A 7174-2026 tillsynsbegäran.docx
@@ -1709,7 +1709,7 @@
     <w:r>
       <w:tab/>
       <w:tab/>
-      <w:t>2026-08-18</w:t>
+      <w:t>2026-08-19</w:t>
       <w:br/>
       <w:br/>
     </w:r>

--- a/tillsyn/A 7174-2026 tillsynsbegäran.docx
+++ b/tillsyn/A 7174-2026 tillsynsbegäran.docx
@@ -1709,7 +1709,7 @@
     <w:r>
       <w:tab/>
       <w:tab/>
-      <w:t>2026-08-19</w:t>
+      <w:t>2026-08-20</w:t>
       <w:br/>
       <w:br/>
     </w:r>

--- a/tillsyn/A 7174-2026 tillsynsbegäran.docx
+++ b/tillsyn/A 7174-2026 tillsynsbegäran.docx
@@ -1709,7 +1709,7 @@
     <w:r>
       <w:tab/>
       <w:tab/>
-      <w:t>2026-08-20</w:t>
+      <w:t>2026-08-21</w:t>
       <w:br/>
       <w:br/>
     </w:r>

--- a/tillsyn/A 7174-2026 tillsynsbegäran.docx
+++ b/tillsyn/A 7174-2026 tillsynsbegäran.docx
@@ -1709,7 +1709,7 @@
     <w:r>
       <w:tab/>
       <w:tab/>
-      <w:t>2026-08-21</w:t>
+      <w:t>2026-08-22</w:t>
       <w:br/>
       <w:br/>
     </w:r>

--- a/tillsyn/A 7174-2026 tillsynsbegäran.docx
+++ b/tillsyn/A 7174-2026 tillsynsbegäran.docx
@@ -1709,7 +1709,7 @@
     <w:r>
       <w:tab/>
       <w:tab/>
-      <w:t>2026-08-22</w:t>
+      <w:t>2026-08-23</w:t>
       <w:br/>
       <w:br/>
     </w:r>

--- a/tillsyn/A 7174-2026 tillsynsbegäran.docx
+++ b/tillsyn/A 7174-2026 tillsynsbegäran.docx
@@ -1709,7 +1709,7 @@
     <w:r>
       <w:tab/>
       <w:tab/>
-      <w:t>2026-08-23</w:t>
+      <w:t>2026-08-24</w:t>
       <w:br/>
       <w:br/>
     </w:r>

--- a/tillsyn/A 7174-2026 tillsynsbegäran.docx
+++ b/tillsyn/A 7174-2026 tillsynsbegäran.docx
@@ -1709,7 +1709,7 @@
     <w:r>
       <w:tab/>
       <w:tab/>
-      <w:t>2026-08-24</w:t>
+      <w:t>2026-08-25</w:t>
       <w:br/>
       <w:br/>
     </w:r>

--- a/tillsyn/A 7174-2026 tillsynsbegäran.docx
+++ b/tillsyn/A 7174-2026 tillsynsbegäran.docx
@@ -1709,7 +1709,7 @@
     <w:r>
       <w:tab/>
       <w:tab/>
-      <w:t>2026-08-25</w:t>
+      <w:t>2026-08-26</w:t>
       <w:br/>
       <w:br/>
     </w:r>

--- a/tillsyn/A 7174-2026 tillsynsbegäran.docx
+++ b/tillsyn/A 7174-2026 tillsynsbegäran.docx
@@ -1709,7 +1709,7 @@
     <w:r>
       <w:tab/>
       <w:tab/>
-      <w:t>2026-08-26</w:t>
+      <w:t>2026-08-27</w:t>
       <w:br/>
       <w:br/>
     </w:r>

--- a/tillsyn/A 7174-2026 tillsynsbegäran.docx
+++ b/tillsyn/A 7174-2026 tillsynsbegäran.docx
@@ -1709,7 +1709,7 @@
     <w:r>
       <w:tab/>
       <w:tab/>
-      <w:t>2026-08-27</w:t>
+      <w:t>2026-08-28</w:t>
       <w:br/>
       <w:br/>
     </w:r>

--- a/tillsyn/A 7174-2026 tillsynsbegäran.docx
+++ b/tillsyn/A 7174-2026 tillsynsbegäran.docx
@@ -1709,7 +1709,7 @@
     <w:r>
       <w:tab/>
       <w:tab/>
-      <w:t>2026-08-28</w:t>
+      <w:t>2026-08-29</w:t>
       <w:br/>
       <w:br/>
     </w:r>

--- a/tillsyn/A 7174-2026 tillsynsbegäran.docx
+++ b/tillsyn/A 7174-2026 tillsynsbegäran.docx
@@ -1709,7 +1709,7 @@
     <w:r>
       <w:tab/>
       <w:tab/>
-      <w:t>2026-08-29</w:t>
+      <w:t>2026-08-31</w:t>
       <w:br/>
       <w:br/>
     </w:r>

--- a/tillsyn/A 7174-2026 tillsynsbegäran.docx
+++ b/tillsyn/A 7174-2026 tillsynsbegäran.docx
@@ -1709,7 +1709,7 @@
     <w:r>
       <w:tab/>
       <w:tab/>
-      <w:t>2026-08-31</w:t>
+      <w:t>2026-09-01</w:t>
       <w:br/>
       <w:br/>
     </w:r>

--- a/tillsyn/A 7174-2026 tillsynsbegäran.docx
+++ b/tillsyn/A 7174-2026 tillsynsbegäran.docx
@@ -1709,7 +1709,7 @@
     <w:r>
       <w:tab/>
       <w:tab/>
-      <w:t>2026-09-01</w:t>
+      <w:t>2026-09-02</w:t>
       <w:br/>
       <w:br/>
     </w:r>

--- a/tillsyn/A 7174-2026 tillsynsbegäran.docx
+++ b/tillsyn/A 7174-2026 tillsynsbegäran.docx
@@ -1709,7 +1709,7 @@
     <w:r>
       <w:tab/>
       <w:tab/>
-      <w:t>2026-09-02</w:t>
+      <w:t>2026-09-03</w:t>
       <w:br/>
       <w:br/>
     </w:r>

--- a/tillsyn/A 7174-2026 tillsynsbegäran.docx
+++ b/tillsyn/A 7174-2026 tillsynsbegäran.docx
@@ -1709,7 +1709,7 @@
     <w:r>
       <w:tab/>
       <w:tab/>
-      <w:t>2026-09-03</w:t>
+      <w:t>2026-09-04</w:t>
       <w:br/>
       <w:br/>
     </w:r>

--- a/tillsyn/A 7174-2026 tillsynsbegäran.docx
+++ b/tillsyn/A 7174-2026 tillsynsbegäran.docx
@@ -1709,7 +1709,7 @@
     <w:r>
       <w:tab/>
       <w:tab/>
-      <w:t>2026-09-04</w:t>
+      <w:t>2026-09-05</w:t>
       <w:br/>
       <w:br/>
     </w:r>

--- a/tillsyn/A 7174-2026 tillsynsbegäran.docx
+++ b/tillsyn/A 7174-2026 tillsynsbegäran.docx
@@ -1709,7 +1709,7 @@
     <w:r>
       <w:tab/>
       <w:tab/>
-      <w:t>2026-09-05</w:t>
+      <w:t>2026-09-06</w:t>
       <w:br/>
       <w:br/>
     </w:r>

--- a/tillsyn/A 7174-2026 tillsynsbegäran.docx
+++ b/tillsyn/A 7174-2026 tillsynsbegäran.docx
@@ -1709,7 +1709,7 @@
     <w:r>
       <w:tab/>
       <w:tab/>
-      <w:t>2026-09-06</w:t>
+      <w:t>2026-09-07</w:t>
       <w:br/>
       <w:br/>
     </w:r>

--- a/tillsyn/A 7174-2026 tillsynsbegäran.docx
+++ b/tillsyn/A 7174-2026 tillsynsbegäran.docx
@@ -1709,7 +1709,7 @@
     <w:r>
       <w:tab/>
       <w:tab/>
-      <w:t>2026-09-07</w:t>
+      <w:t>2026-09-08</w:t>
       <w:br/>
       <w:br/>
     </w:r>

--- a/tillsyn/A 7174-2026 tillsynsbegäran.docx
+++ b/tillsyn/A 7174-2026 tillsynsbegäran.docx
@@ -1709,7 +1709,7 @@
     <w:r>
       <w:tab/>
       <w:tab/>
-      <w:t>2026-09-08</w:t>
+      <w:t>2026-09-09</w:t>
       <w:br/>
       <w:br/>
     </w:r>

--- a/tillsyn/A 7174-2026 tillsynsbegäran.docx
+++ b/tillsyn/A 7174-2026 tillsynsbegäran.docx
@@ -1709,7 +1709,7 @@
     <w:r>
       <w:tab/>
       <w:tab/>
-      <w:t>2026-09-09</w:t>
+      <w:t>2026-09-10</w:t>
       <w:br/>
       <w:br/>
     </w:r>

--- a/tillsyn/A 7174-2026 tillsynsbegäran.docx
+++ b/tillsyn/A 7174-2026 tillsynsbegäran.docx
@@ -1709,7 +1709,7 @@
     <w:r>
       <w:tab/>
       <w:tab/>
-      <w:t>2026-09-10</w:t>
+      <w:t>2026-09-11</w:t>
       <w:br/>
       <w:br/>
     </w:r>

--- a/tillsyn/A 7174-2026 tillsynsbegäran.docx
+++ b/tillsyn/A 7174-2026 tillsynsbegäran.docx
@@ -1709,7 +1709,7 @@
     <w:r>
       <w:tab/>
       <w:tab/>
-      <w:t>2026-09-11</w:t>
+      <w:t>2026-09-12</w:t>
       <w:br/>
       <w:br/>
     </w:r>

--- a/tillsyn/A 7174-2026 tillsynsbegäran.docx
+++ b/tillsyn/A 7174-2026 tillsynsbegäran.docx
@@ -1709,7 +1709,7 @@
     <w:r>
       <w:tab/>
       <w:tab/>
-      <w:t>2026-09-12</w:t>
+      <w:t>2026-09-13</w:t>
       <w:br/>
       <w:br/>
     </w:r>
